--- a/wzory/10-Klauzula-do-umowy-zbycia-akcji-WZOR.docx
+++ b/wzory/10-Klauzula-do-umowy-zbycia-akcji-WZOR.docx
@@ -134,7 +134,7 @@
           <w:sz w:val="24"/>
           <w:u w:val="none"/>
         </w:rPr>
-        <w:t xml:space="preserve"> prosta spółka akcyjna z siedzibą w </w:t>
+        <w:t xml:space="preserve"> prosta spółka akcyjna, siedziba: </w:t>
       </w:r>
       <w:r>
         <w:rPr>
@@ -144,7 +144,7 @@
           <w:sz w:val="24"/>
           <w:u w:val="none"/>
         </w:rPr>
-        <w:t>{{spolka_siedziba_miejscownik}}</w:t>
+        <w:t>{{spolka_siedziba_mianownik}}</w:t>
       </w:r>
       <w:r>
         <w:rPr>
